--- a/Rik/React Node Nest/RIK JANSEN.docx
+++ b/Rik/React Node Nest/RIK JANSEN.docx
@@ -130,8 +130,6 @@
         </w:pBdr>
         <w:spacing w:before="120" w:after="80"/>
       </w:pPr>
-      <w:bookmarkStart w:id="0" w:name="_GoBack"/>
-      <w:bookmarkEnd w:id="0"/>
       <w:r>
         <w:rPr>
           <w:b/>
@@ -3663,6 +3661,13 @@
       <w:pPr>
         <w:spacing w:after="80"/>
       </w:pPr>
+      <w:bookmarkStart w:id="0" w:name="_GoBack"/>
+      <w:bookmarkEnd w:id="0"/>
+    </w:p>
+    <w:p>
+      <w:pPr>
+        <w:spacing w:after="80"/>
+      </w:pPr>
     </w:p>
     <w:p>
       <w:pPr>
@@ -3679,6 +3684,7 @@
           <w:sz w:val="24"/>
           <w:szCs w:val="24"/>
         </w:rPr>
+        <w:lastRenderedPageBreak/>
         <w:t>EXPERIENCE</w:t>
       </w:r>
     </w:p>
@@ -3692,7 +3698,6 @@
           <w:sz w:val="23"/>
           <w:szCs w:val="23"/>
         </w:rPr>
-        <w:lastRenderedPageBreak/>
         <w:t>Senior Software Engineer</w:t>
       </w:r>
     </w:p>
@@ -4315,6 +4320,7 @@
           <w:rFonts w:ascii="Arial" w:eastAsia="Arial" w:hAnsi="Arial" w:cs="Arial"/>
           <w:color w:val="111111"/>
         </w:rPr>
+        <w:lastRenderedPageBreak/>
         <w:t>- Supported production operations through incident triage and root-cause analysis, delivering targeted fixes and follow-ups that measurably reduced repeat incidents over time.</w:t>
       </w:r>
     </w:p>
@@ -4339,7 +4345,6 @@
           <w:sz w:val="23"/>
           <w:szCs w:val="23"/>
         </w:rPr>
-        <w:lastRenderedPageBreak/>
         <w:t>Software Developer</w:t>
       </w:r>
     </w:p>
